--- a/physics/2-sem/2.4.1/241.docx
+++ b/physics/2-sem/2.4.1/241.docx
@@ -124,31 +124,7 @@
           <w:b/>
           <w:sz w:val="44"/>
         </w:rPr>
-        <w:t>Отчёт о выполнении лабораторной работы 2.</w:t>
-      </w:r>
-      <w:r>
-        <w:rPr>
-          <w:rFonts w:cs="Times New Roman"/>
-          <w:b/>
-          <w:sz w:val="44"/>
-        </w:rPr>
-        <w:t>4</w:t>
-      </w:r>
-      <w:r>
-        <w:rPr>
-          <w:rFonts w:cs="Times New Roman"/>
-          <w:b/>
-          <w:sz w:val="44"/>
-        </w:rPr>
-        <w:t>.</w:t>
-      </w:r>
-      <w:r>
-        <w:rPr>
-          <w:rFonts w:cs="Times New Roman"/>
-          <w:b/>
-          <w:sz w:val="44"/>
-        </w:rPr>
-        <w:t>1</w:t>
+        <w:t>Отчёт о выполнении лабораторной работы 2.4.1</w:t>
       </w:r>
     </w:p>
     <w:p>
@@ -166,13 +142,7 @@
         <w:rPr>
           <w:rFonts w:cs="Times New Roman"/>
         </w:rPr>
-        <w:t xml:space="preserve">Определение </w:t>
-      </w:r>
-      <w:r>
-        <w:rPr>
-          <w:rFonts w:cs="Times New Roman"/>
-        </w:rPr>
-        <w:t>теплоты испарения жидкости</w:t>
+        <w:t>Определение теплоты испарения жидкости</w:t>
       </w:r>
     </w:p>
     <w:p>
@@ -270,7 +240,19 @@
         <w:rPr>
           <w:rFonts w:cs="Times New Roman"/>
         </w:rPr>
-        <w:t xml:space="preserve">Автор: </w:t>
+        <w:t>Автор</w:t>
+      </w:r>
+      <w:r>
+        <w:rPr>
+          <w:rFonts w:cs="Times New Roman"/>
+        </w:rPr>
+        <w:t>ы</w:t>
+      </w:r>
+      <w:r>
+        <w:rPr>
+          <w:rFonts w:cs="Times New Roman"/>
+        </w:rPr>
+        <w:t xml:space="preserve">: </w:t>
       </w:r>
     </w:p>
     <w:p>
@@ -302,7 +284,7 @@
         <w:rPr>
           <w:rFonts w:cs="Times New Roman"/>
         </w:rPr>
-        <w:t>Б03-503</w:t>
+        <w:t>Королёв Дмитрий Алексеевич</w:t>
       </w:r>
     </w:p>
     <w:p>
@@ -314,6 +296,12 @@
           <w:rFonts w:cs="Times New Roman"/>
         </w:rPr>
       </w:pPr>
+      <w:r>
+        <w:rPr>
+          <w:rFonts w:cs="Times New Roman"/>
+        </w:rPr>
+        <w:t>Б03-503</w:t>
+      </w:r>
     </w:p>
     <w:p>
       <w:pPr>
@@ -407,14 +395,2336 @@
     </w:p>
     <w:p>
       <w:pPr>
-        <w:ind w:left="709" w:firstLine="0"/>
         <w:rPr>
           <w:b/>
+        </w:rPr>
+      </w:pPr>
+      <w:r>
+        <w:rPr>
+          <w:shd w:val="clear" w:color="auto" w:fill="FFFFFF"/>
+        </w:rPr>
+        <w:t xml:space="preserve">В работе экспериментально определяется молярная теплота испарения жидкости методом измерения давления насыщенного пара при различных температурах. Измерения проводятся на установке с термостатом, запаянным прибором с исследуемой жидкостью и ртутным манометром. Теплота испарения вычисляется на основе уравнения </w:t>
+      </w:r>
+      <w:proofErr w:type="spellStart"/>
+      <w:r>
+        <w:rPr>
+          <w:shd w:val="clear" w:color="auto" w:fill="FFFFFF"/>
+        </w:rPr>
+        <w:t>Клапейрона-Клаузиуса</w:t>
+      </w:r>
+      <w:proofErr w:type="spellEnd"/>
+      <w:r>
+        <w:rPr>
+          <w:shd w:val="clear" w:color="auto" w:fill="FFFFFF"/>
+        </w:rPr>
+        <w:t xml:space="preserve"> двумя методами: по угловому коэффициенту касательной к графику P(T) и по наклону прямой на графике </w:t>
+      </w:r>
+      <w:proofErr w:type="spellStart"/>
+      <w:r>
+        <w:rPr>
+          <w:shd w:val="clear" w:color="auto" w:fill="FFFFFF"/>
+        </w:rPr>
+        <w:t>ln</w:t>
+      </w:r>
+      <w:proofErr w:type="spellEnd"/>
+      <w:r>
+        <w:rPr>
+          <w:shd w:val="clear" w:color="auto" w:fill="FFFFFF"/>
+        </w:rPr>
+        <w:t>(</w:t>
+      </w:r>
+      <w:r>
+        <w:rPr>
+          <w:shd w:val="clear" w:color="auto" w:fill="FFFFFF"/>
+        </w:rPr>
+        <w:t>P</w:t>
+      </w:r>
+      <w:r>
+        <w:rPr>
+          <w:shd w:val="clear" w:color="auto" w:fill="FFFFFF"/>
+        </w:rPr>
+        <w:t>)</w:t>
+      </w:r>
+      <w:r>
+        <w:rPr>
+          <w:shd w:val="clear" w:color="auto" w:fill="FFFFFF"/>
+        </w:rPr>
+        <w:t xml:space="preserve"> от 1/T с применением метода наименьших квадратов. Для процесса нагревания получено значение теплоты испарения </w:t>
+      </w:r>
+      <w:proofErr w:type="spellStart"/>
+      <w:r>
+        <w:rPr>
+          <w:shd w:val="clear" w:color="auto" w:fill="FFFFFF"/>
+        </w:rPr>
+        <w:t>L</w:t>
+      </w:r>
+      <w:r>
+        <w:rPr>
+          <w:shd w:val="clear" w:color="auto" w:fill="FFFFFF"/>
+          <w:vertAlign w:val="subscript"/>
+        </w:rPr>
+        <w:t>н</w:t>
+      </w:r>
+      <w:proofErr w:type="spellEnd"/>
+      <w:r>
+        <w:rPr>
+          <w:shd w:val="clear" w:color="auto" w:fill="FFFFFF"/>
+        </w:rPr>
+        <w:t xml:space="preserve"> = 48,5 ± 1,0 кДж/моль (логарифмический масштаб), для процесса охлаждения — </w:t>
+      </w:r>
+      <w:proofErr w:type="spellStart"/>
+      <w:r>
+        <w:rPr>
+          <w:shd w:val="clear" w:color="auto" w:fill="FFFFFF"/>
+        </w:rPr>
+        <w:t>L</w:t>
+      </w:r>
+      <w:r>
+        <w:rPr>
+          <w:shd w:val="clear" w:color="auto" w:fill="FFFFFF"/>
+          <w:vertAlign w:val="subscript"/>
+        </w:rPr>
+        <w:t>охл</w:t>
+      </w:r>
+      <w:proofErr w:type="spellEnd"/>
+      <w:r>
+        <w:rPr>
+          <w:shd w:val="clear" w:color="auto" w:fill="FFFFFF"/>
+        </w:rPr>
+        <w:t xml:space="preserve"> = 46,5 ± 0,9 кДж/моль. Оценка погрешностей выполнена с учётом инструментальных ошибок измерения давления (≈3%) и температуры (≈1%). Результаты сопоставлены с табличным значением для воды (L = 40,7 кДж/моль), обсуждены возможные источники систематических погрешностей.</w:t>
+      </w:r>
+    </w:p>
+    <w:p>
+      <w:pPr>
+        <w:pStyle w:val="a7"/>
+        <w:numPr>
+          <w:ilvl w:val="0"/>
+          <w:numId w:val="1"/>
+        </w:numPr>
+        <w:rPr>
+          <w:b/>
+        </w:rPr>
+      </w:pPr>
+      <w:r>
+        <w:rPr>
+          <w:b/>
+        </w:rPr>
+        <w:t>Теоретические сведения</w:t>
+      </w:r>
+    </w:p>
+    <w:p>
+      <w:r>
+        <w:t>Испарением называется переход вещества из жидкого в газообразное состояние на свободной поверхности. Молекулы преодолевают силы сцепления и совершают работу против внешнего давления P. Это делают только молекулы с достаточной кинетической энергией, что приводит к охлаждению жидкости. Для изотермического процесса требуется подвод тепла. Количество теплоты для изотермического испарения одного моля при давлении насыщенных паров называется молярной теплотой испарения L.</w:t>
+      </w:r>
+    </w:p>
+    <w:p>
+      <w:r>
+        <w:t>Около тройной точки теплота сублимации q</w:t>
+      </w:r>
+      <w:r>
+        <w:rPr>
+          <w:vertAlign w:val="subscript"/>
           <w:lang w:val="en-US"/>
         </w:rPr>
-      </w:pPr>
+        <w:t>s</w:t>
+      </w:r>
+      <w:r>
+        <w:t xml:space="preserve"> равна сумме теплоты плавления q</w:t>
+      </w:r>
+      <w:r>
+        <w:rPr>
+          <w:vertAlign w:val="subscript"/>
+          <w:lang w:val="en-US"/>
+        </w:rPr>
+        <w:t>m</w:t>
+      </w:r>
+      <w:r>
+        <w:t xml:space="preserve"> и испарения q</w:t>
+      </w:r>
+      <w:r>
+        <w:rPr>
+          <w:vertAlign w:val="subscript"/>
+          <w:lang w:val="en-US"/>
+        </w:rPr>
+        <w:t>e</w:t>
+      </w:r>
+      <w:r>
+        <w:t xml:space="preserve">, поэтому кривая сублимации идет круче, чем линия испарения. Прямое измерение теплоты парообразования калориметром неточно из-за потерь тепла. В работе применен косвенный метод на основе уравнения </w:t>
+      </w:r>
+      <w:proofErr w:type="spellStart"/>
+      <w:r>
+        <w:t>Клапейрона-Клаузиуса</w:t>
+      </w:r>
+      <w:proofErr w:type="spellEnd"/>
+      <w:r>
+        <w:t>:</w:t>
+      </w:r>
+    </w:p>
+    <w:p>
+      <w:pPr>
+        <w:ind w:firstLine="0"/>
+        <w:rPr>
+          <w:rFonts w:eastAsiaTheme="minorEastAsia"/>
+        </w:rPr>
+      </w:pPr>
+      <m:oMathPara>
+        <m:oMath>
+          <m:eqArr>
+            <m:eqArrPr>
+              <m:maxDist m:val="1"/>
+              <m:ctrlPr>
+                <w:rPr>
+                  <w:rFonts w:ascii="Cambria Math" w:eastAsiaTheme="minorEastAsia" w:hAnsi="Cambria Math"/>
+                  <w:i/>
+                </w:rPr>
+              </m:ctrlPr>
+            </m:eqArrPr>
+            <m:e>
+              <m:f>
+                <m:fPr>
+                  <m:ctrlPr>
+                    <w:rPr>
+                      <w:rFonts w:ascii="Cambria Math" w:eastAsiaTheme="minorEastAsia" w:hAnsi="Cambria Math"/>
+                    </w:rPr>
+                  </m:ctrlPr>
+                </m:fPr>
+                <m:num>
+                  <m:r>
+                    <w:rPr>
+                      <w:rFonts w:ascii="Cambria Math" w:eastAsiaTheme="minorEastAsia" w:hAnsi="Cambria Math"/>
+                    </w:rPr>
+                    <m:t>dP</m:t>
+                  </m:r>
+                  <m:ctrlPr>
+                    <w:rPr>
+                      <w:rFonts w:ascii="Cambria Math" w:eastAsiaTheme="minorEastAsia" w:hAnsi="Cambria Math"/>
+                      <w:i/>
+                    </w:rPr>
+                  </m:ctrlPr>
+                </m:num>
+                <m:den>
+                  <m:r>
+                    <w:rPr>
+                      <w:rFonts w:ascii="Cambria Math" w:eastAsiaTheme="minorEastAsia" w:hAnsi="Cambria Math"/>
+                    </w:rPr>
+                    <m:t>dT</m:t>
+                  </m:r>
+                  <m:ctrlPr>
+                    <w:rPr>
+                      <w:rFonts w:ascii="Cambria Math" w:eastAsiaTheme="minorEastAsia" w:hAnsi="Cambria Math"/>
+                      <w:i/>
+                    </w:rPr>
+                  </m:ctrlPr>
+                </m:den>
+              </m:f>
+              <m:r>
+                <w:rPr>
+                  <w:rFonts w:ascii="Cambria Math" w:eastAsiaTheme="minorEastAsia" w:hAnsi="Cambria Math"/>
+                </w:rPr>
+                <m:t>=</m:t>
+              </m:r>
+              <m:f>
+                <m:fPr>
+                  <m:ctrlPr>
+                    <w:rPr>
+                      <w:rFonts w:ascii="Cambria Math" w:eastAsiaTheme="minorEastAsia" w:hAnsi="Cambria Math"/>
+                    </w:rPr>
+                  </m:ctrlPr>
+                </m:fPr>
+                <m:num>
+                  <m:r>
+                    <w:rPr>
+                      <w:rFonts w:ascii="Cambria Math" w:eastAsiaTheme="minorEastAsia" w:hAnsi="Cambria Math"/>
+                    </w:rPr>
+                    <m:t>L</m:t>
+                  </m:r>
+                  <m:ctrlPr>
+                    <w:rPr>
+                      <w:rFonts w:ascii="Cambria Math" w:eastAsiaTheme="minorEastAsia" w:hAnsi="Cambria Math"/>
+                      <w:i/>
+                    </w:rPr>
+                  </m:ctrlPr>
+                </m:num>
+                <m:den>
+                  <m:r>
+                    <w:rPr>
+                      <w:rFonts w:ascii="Cambria Math" w:eastAsiaTheme="minorEastAsia" w:hAnsi="Cambria Math"/>
+                    </w:rPr>
+                    <m:t>T</m:t>
+                  </m:r>
+                  <m:d>
+                    <m:dPr>
+                      <m:ctrlPr>
+                        <w:rPr>
+                          <w:rFonts w:ascii="Cambria Math" w:eastAsiaTheme="minorEastAsia" w:hAnsi="Cambria Math"/>
+                          <w:i/>
+                        </w:rPr>
+                      </m:ctrlPr>
+                    </m:dPr>
+                    <m:e>
+                      <m:sSub>
+                        <m:sSubPr>
+                          <m:ctrlPr>
+                            <w:rPr>
+                              <w:rFonts w:ascii="Cambria Math" w:eastAsiaTheme="minorEastAsia" w:hAnsi="Cambria Math"/>
+                              <w:i/>
+                            </w:rPr>
+                          </m:ctrlPr>
+                        </m:sSubPr>
+                        <m:e>
+                          <m:r>
+                            <w:rPr>
+                              <w:rFonts w:ascii="Cambria Math" w:eastAsiaTheme="minorEastAsia" w:hAnsi="Cambria Math"/>
+                            </w:rPr>
+                            <m:t>V</m:t>
+                          </m:r>
+                        </m:e>
+                        <m:sub>
+                          <m:r>
+                            <w:rPr>
+                              <w:rFonts w:ascii="Cambria Math" w:eastAsiaTheme="minorEastAsia" w:hAnsi="Cambria Math"/>
+                            </w:rPr>
+                            <m:t>2</m:t>
+                          </m:r>
+                        </m:sub>
+                      </m:sSub>
+                      <m:r>
+                        <w:rPr>
+                          <w:rFonts w:ascii="Cambria Math" w:eastAsiaTheme="minorEastAsia" w:hAnsi="Cambria Math"/>
+                        </w:rPr>
+                        <m:t>-</m:t>
+                      </m:r>
+                      <m:sSub>
+                        <m:sSubPr>
+                          <m:ctrlPr>
+                            <w:rPr>
+                              <w:rFonts w:ascii="Cambria Math" w:eastAsiaTheme="minorEastAsia" w:hAnsi="Cambria Math"/>
+                              <w:i/>
+                            </w:rPr>
+                          </m:ctrlPr>
+                        </m:sSubPr>
+                        <m:e>
+                          <m:r>
+                            <w:rPr>
+                              <w:rFonts w:ascii="Cambria Math" w:eastAsiaTheme="minorEastAsia" w:hAnsi="Cambria Math"/>
+                            </w:rPr>
+                            <m:t>V</m:t>
+                          </m:r>
+                        </m:e>
+                        <m:sub>
+                          <m:r>
+                            <w:rPr>
+                              <w:rFonts w:ascii="Cambria Math" w:eastAsiaTheme="minorEastAsia" w:hAnsi="Cambria Math"/>
+                            </w:rPr>
+                            <m:t>1</m:t>
+                          </m:r>
+                        </m:sub>
+                      </m:sSub>
+                    </m:e>
+                  </m:d>
+                  <m:ctrlPr>
+                    <w:rPr>
+                      <w:rFonts w:ascii="Cambria Math" w:eastAsiaTheme="minorEastAsia" w:hAnsi="Cambria Math"/>
+                      <w:i/>
+                    </w:rPr>
+                  </m:ctrlPr>
+                </m:den>
+              </m:f>
+              <m:r>
+                <w:rPr>
+                  <w:rFonts w:ascii="Cambria Math" w:eastAsiaTheme="minorEastAsia" w:hAnsi="Cambria Math"/>
+                </w:rPr>
+                <m:t>,#</m:t>
+              </m:r>
+              <m:d>
+                <m:dPr>
+                  <m:ctrlPr>
+                    <w:rPr>
+                      <w:rFonts w:ascii="Cambria Math" w:eastAsiaTheme="minorEastAsia" w:hAnsi="Cambria Math"/>
+                      <w:i/>
+                    </w:rPr>
+                  </m:ctrlPr>
+                </m:dPr>
+                <m:e>
+                  <m:r>
+                    <w:rPr>
+                      <w:rFonts w:ascii="Cambria Math" w:eastAsiaTheme="minorEastAsia" w:hAnsi="Cambria Math"/>
+                    </w:rPr>
+                    <m:t>1</m:t>
+                  </m:r>
+                </m:e>
+              </m:d>
+            </m:e>
+          </m:eqArr>
+        </m:oMath>
+      </m:oMathPara>
+    </w:p>
+    <w:p>
+      <w:r>
+        <w:t>Здесь P – давление насыщенного пара при температуре T, L — теплота испарения, V</w:t>
+      </w:r>
+      <w:r>
+        <w:rPr>
+          <w:vertAlign w:val="subscript"/>
+        </w:rPr>
+        <w:t>2</w:t>
+      </w:r>
+      <w:r>
+        <w:t xml:space="preserve"> и V</w:t>
+      </w:r>
+      <w:r>
+        <w:rPr>
+          <w:vertAlign w:val="subscript"/>
+        </w:rPr>
+        <w:t>1</w:t>
+      </w:r>
+      <w:r>
+        <w:t xml:space="preserve"> – объемы пара и жидкости на один моль.</w:t>
+      </w:r>
+    </w:p>
+    <w:p>
+      <w:r>
+        <w:t>Так как V</w:t>
+      </w:r>
+      <w:r>
+        <w:rPr>
+          <w:vertAlign w:val="subscript"/>
+        </w:rPr>
+        <w:t>1</w:t>
+      </w:r>
+      <w:r>
+        <w:t xml:space="preserve"> не превышает 0,5% от V</w:t>
+      </w:r>
+      <w:r>
+        <w:rPr>
+          <w:vertAlign w:val="subscript"/>
+        </w:rPr>
+        <w:t>2</w:t>
+      </w:r>
+      <w:r>
+        <w:t>, этой величиной можно пренебречь. Объем пара V связан с давлением и температурой уравнением Ван-дер-Ваальса:</w:t>
+      </w:r>
+    </w:p>
+    <w:p>
+      <w:pPr>
+        <w:rPr>
+          <w:rFonts w:eastAsiaTheme="minorEastAsia"/>
+        </w:rPr>
+      </w:pPr>
+      <m:oMathPara>
+        <m:oMath>
+          <m:eqArr>
+            <m:eqArrPr>
+              <m:maxDist m:val="1"/>
+              <m:ctrlPr>
+                <w:rPr>
+                  <w:rFonts w:ascii="Cambria Math" w:eastAsiaTheme="minorEastAsia" w:hAnsi="Cambria Math"/>
+                  <w:i/>
+                  <w:lang w:val="en-US"/>
+                </w:rPr>
+              </m:ctrlPr>
+            </m:eqArrPr>
+            <m:e>
+              <m:d>
+                <m:dPr>
+                  <m:ctrlPr>
+                    <w:rPr>
+                      <w:rFonts w:ascii="Cambria Math" w:hAnsi="Cambria Math"/>
+                    </w:rPr>
+                  </m:ctrlPr>
+                </m:dPr>
+                <m:e>
+                  <m:r>
+                    <w:rPr>
+                      <w:rFonts w:ascii="Cambria Math" w:hAnsi="Cambria Math"/>
+                    </w:rPr>
+                    <m:t>P+</m:t>
+                  </m:r>
+                  <m:f>
+                    <m:fPr>
+                      <m:ctrlPr>
+                        <w:rPr>
+                          <w:rFonts w:ascii="Cambria Math" w:hAnsi="Cambria Math"/>
+                        </w:rPr>
+                      </m:ctrlPr>
+                    </m:fPr>
+                    <m:num>
+                      <m:r>
+                        <w:rPr>
+                          <w:rFonts w:ascii="Cambria Math" w:hAnsi="Cambria Math"/>
+                        </w:rPr>
+                        <m:t>a</m:t>
+                      </m:r>
+                      <m:ctrlPr>
+                        <w:rPr>
+                          <w:rFonts w:ascii="Cambria Math" w:hAnsi="Cambria Math"/>
+                          <w:i/>
+                        </w:rPr>
+                      </m:ctrlPr>
+                    </m:num>
+                    <m:den>
+                      <m:sSup>
+                        <m:sSupPr>
+                          <m:ctrlPr>
+                            <w:rPr>
+                              <w:rFonts w:ascii="Cambria Math" w:hAnsi="Cambria Math"/>
+                              <w:i/>
+                            </w:rPr>
+                          </m:ctrlPr>
+                        </m:sSupPr>
+                        <m:e>
+                          <m:r>
+                            <w:rPr>
+                              <w:rFonts w:ascii="Cambria Math" w:hAnsi="Cambria Math"/>
+                            </w:rPr>
+                            <m:t>V</m:t>
+                          </m:r>
+                        </m:e>
+                        <m:sup>
+                          <m:r>
+                            <w:rPr>
+                              <w:rFonts w:ascii="Cambria Math" w:hAnsi="Cambria Math"/>
+                            </w:rPr>
+                            <m:t>2</m:t>
+                          </m:r>
+                        </m:sup>
+                      </m:sSup>
+                      <m:ctrlPr>
+                        <w:rPr>
+                          <w:rFonts w:ascii="Cambria Math" w:hAnsi="Cambria Math"/>
+                          <w:i/>
+                        </w:rPr>
+                      </m:ctrlPr>
+                    </m:den>
+                  </m:f>
+                  <m:ctrlPr>
+                    <w:rPr>
+                      <w:rFonts w:ascii="Cambria Math" w:hAnsi="Cambria Math"/>
+                      <w:i/>
+                    </w:rPr>
+                  </m:ctrlPr>
+                </m:e>
+              </m:d>
+              <m:d>
+                <m:dPr>
+                  <m:ctrlPr>
+                    <w:rPr>
+                      <w:rFonts w:ascii="Cambria Math" w:hAnsi="Cambria Math"/>
+                      <w:i/>
+                    </w:rPr>
+                  </m:ctrlPr>
+                </m:dPr>
+                <m:e>
+                  <m:r>
+                    <w:rPr>
+                      <w:rFonts w:ascii="Cambria Math" w:hAnsi="Cambria Math"/>
+                    </w:rPr>
+                    <m:t>V-b</m:t>
+                  </m:r>
+                </m:e>
+              </m:d>
+              <m:r>
+                <w:rPr>
+                  <w:rFonts w:ascii="Cambria Math" w:hAnsi="Cambria Math"/>
+                </w:rPr>
+                <m:t>=RT</m:t>
+              </m:r>
+              <m:r>
+                <w:rPr>
+                  <w:rFonts w:ascii="Cambria Math" w:eastAsiaTheme="minorEastAsia" w:hAnsi="Cambria Math"/>
+                  <w:lang w:val="en-US"/>
+                </w:rPr>
+                <m:t>,</m:t>
+              </m:r>
+              <m:r>
+                <w:rPr>
+                  <w:rFonts w:ascii="Cambria Math" w:hAnsi="Cambria Math"/>
+                </w:rPr>
+                <m:t>#</m:t>
+              </m:r>
+              <m:d>
+                <m:dPr>
+                  <m:ctrlPr>
+                    <w:rPr>
+                      <w:rFonts w:ascii="Cambria Math" w:eastAsiaTheme="minorEastAsia" w:hAnsi="Cambria Math"/>
+                      <w:i/>
+                      <w:lang w:val="en-US"/>
+                    </w:rPr>
+                  </m:ctrlPr>
+                </m:dPr>
+                <m:e>
+                  <m:r>
+                    <w:rPr>
+                      <w:rFonts w:ascii="Cambria Math" w:eastAsiaTheme="minorEastAsia" w:hAnsi="Cambria Math"/>
+                      <w:lang w:val="en-US"/>
+                    </w:rPr>
+                    <m:t>2</m:t>
+                  </m:r>
+                </m:e>
+              </m:d>
+              <m:ctrlPr>
+                <w:rPr>
+                  <w:rFonts w:ascii="Cambria Math" w:hAnsi="Cambria Math"/>
+                  <w:i/>
+                </w:rPr>
+              </m:ctrlPr>
+            </m:e>
+          </m:eqArr>
+        </m:oMath>
+      </m:oMathPara>
+    </w:p>
+    <w:p/>
+    <w:p>
+      <w:r>
+        <w:lastRenderedPageBreak/>
+        <w:t>Величиной b следует пренебречь (порядок V</w:t>
+      </w:r>
+      <w:r>
+        <w:rPr>
+          <w:vertAlign w:val="subscript"/>
+        </w:rPr>
+        <w:t>1</w:t>
+      </w:r>
+      <w:r>
+        <w:t>). Пренебрежение членом a/</w:t>
+      </w:r>
+      <w:r>
+        <w:rPr>
+          <w:lang w:val="en-US"/>
+        </w:rPr>
+        <w:t>V</w:t>
+      </w:r>
+      <w:r>
+        <w:rPr>
+          <w:vertAlign w:val="superscript"/>
+        </w:rPr>
+        <w:t>2</w:t>
+      </w:r>
+      <w:r>
+        <w:t xml:space="preserve"> по сравнению с P вносит ошибку менее 3%. При давлениях ниже атмосферного уравнение Ван-дер-Ваальса мало отличается от уравнения </w:t>
+      </w:r>
+      <w:proofErr w:type="spellStart"/>
+      <w:r>
+        <w:t>Клапейрона</w:t>
+      </w:r>
+      <w:proofErr w:type="spellEnd"/>
+      <w:r>
+        <w:t>:</w:t>
+      </w:r>
+    </w:p>
+    <w:p>
+      <w:pPr>
+        <w:rPr>
+          <w:rFonts w:eastAsiaTheme="minorEastAsia"/>
+        </w:rPr>
+      </w:pPr>
+      <m:oMathPara>
+        <m:oMath>
+          <m:eqArr>
+            <m:eqArrPr>
+              <m:maxDist m:val="1"/>
+              <m:ctrlPr>
+                <w:rPr>
+                  <w:rFonts w:ascii="Cambria Math" w:hAnsi="Cambria Math"/>
+                  <w:i/>
+                </w:rPr>
+              </m:ctrlPr>
+            </m:eqArrPr>
+            <m:e>
+              <m:r>
+                <w:rPr>
+                  <w:rFonts w:ascii="Cambria Math" w:hAnsi="Cambria Math"/>
+                </w:rPr>
+                <w:softHyphen/>
+                <m:t>V</m:t>
+              </m:r>
+              <m:r>
+                <w:rPr>
+                  <w:rFonts w:ascii="Cambria Math" w:hAnsi="Cambria Math"/>
+                </w:rPr>
+                <m:t>=</m:t>
+              </m:r>
+              <m:f>
+                <m:fPr>
+                  <m:ctrlPr>
+                    <w:rPr>
+                      <w:rFonts w:ascii="Cambria Math" w:hAnsi="Cambria Math"/>
+                    </w:rPr>
+                  </m:ctrlPr>
+                </m:fPr>
+                <m:num>
+                  <m:r>
+                    <w:rPr>
+                      <w:rFonts w:ascii="Cambria Math" w:hAnsi="Cambria Math"/>
+                    </w:rPr>
+                    <m:t>RT</m:t>
+                  </m:r>
+                  <m:ctrlPr>
+                    <w:rPr>
+                      <w:rFonts w:ascii="Cambria Math" w:hAnsi="Cambria Math"/>
+                      <w:i/>
+                    </w:rPr>
+                  </m:ctrlPr>
+                </m:num>
+                <m:den>
+                  <m:r>
+                    <w:rPr>
+                      <w:rFonts w:ascii="Cambria Math" w:hAnsi="Cambria Math"/>
+                    </w:rPr>
+                    <m:t>P</m:t>
+                  </m:r>
+                  <m:ctrlPr>
+                    <w:rPr>
+                      <w:rFonts w:ascii="Cambria Math" w:hAnsi="Cambria Math"/>
+                      <w:i/>
+                    </w:rPr>
+                  </m:ctrlPr>
+                </m:den>
+              </m:f>
+              <m:r>
+                <w:rPr>
+                  <w:rFonts w:ascii="Cambria Math" w:hAnsi="Cambria Math"/>
+                </w:rPr>
+                <m:t>,#</m:t>
+              </m:r>
+              <m:d>
+                <m:dPr>
+                  <m:ctrlPr>
+                    <w:rPr>
+                      <w:rFonts w:ascii="Cambria Math" w:hAnsi="Cambria Math"/>
+                      <w:i/>
+                    </w:rPr>
+                  </m:ctrlPr>
+                </m:dPr>
+                <m:e>
+                  <m:r>
+                    <w:rPr>
+                      <w:rFonts w:ascii="Cambria Math" w:hAnsi="Cambria Math"/>
+                    </w:rPr>
+                    <m:t>3</m:t>
+                  </m:r>
+                </m:e>
+              </m:d>
+            </m:e>
+          </m:eqArr>
+        </m:oMath>
+      </m:oMathPara>
+    </w:p>
+    <w:p>
+      <w:pPr>
+        <w:rPr>
+          <w:shd w:val="clear" w:color="auto" w:fill="FFFFFF"/>
+        </w:rPr>
+      </w:pPr>
+      <w:r>
+        <w:rPr>
+          <w:shd w:val="clear" w:color="auto" w:fill="FFFFFF"/>
+        </w:rPr>
+        <w:t>Подставляя (3) в (</w:t>
+      </w:r>
+      <w:r>
+        <w:t>1</w:t>
+      </w:r>
+      <w:r>
+        <w:rPr>
+          <w:shd w:val="clear" w:color="auto" w:fill="FFFFFF"/>
+        </w:rPr>
+        <w:t>), получаем окончательную формулу:</w:t>
+      </w:r>
+    </w:p>
+    <w:p>
+      <w:pPr>
+        <w:rPr>
+          <w:rFonts w:eastAsiaTheme="minorEastAsia"/>
+        </w:rPr>
+      </w:pPr>
+      <m:oMathPara>
+        <m:oMath>
+          <m:eqArr>
+            <m:eqArrPr>
+              <m:maxDist m:val="1"/>
+              <m:ctrlPr>
+                <w:rPr>
+                  <w:rFonts w:ascii="Cambria Math" w:eastAsiaTheme="minorEastAsia" w:hAnsi="Cambria Math"/>
+                  <w:i/>
+                  <w:lang w:val="en-US"/>
+                </w:rPr>
+              </m:ctrlPr>
+            </m:eqArrPr>
+            <m:e>
+              <m:r>
+                <w:rPr>
+                  <w:rFonts w:ascii="Cambria Math" w:eastAsiaTheme="minorEastAsia" w:hAnsi="Cambria Math"/>
+                </w:rPr>
+                <m:t>L=</m:t>
+              </m:r>
+              <m:f>
+                <m:fPr>
+                  <m:ctrlPr>
+                    <w:rPr>
+                      <w:rFonts w:ascii="Cambria Math" w:eastAsiaTheme="minorEastAsia" w:hAnsi="Cambria Math"/>
+                    </w:rPr>
+                  </m:ctrlPr>
+                </m:fPr>
+                <m:num>
+                  <m:r>
+                    <w:rPr>
+                      <w:rFonts w:ascii="Cambria Math" w:eastAsiaTheme="minorEastAsia" w:hAnsi="Cambria Math"/>
+                    </w:rPr>
+                    <m:t>R</m:t>
+                  </m:r>
+                  <m:sSup>
+                    <m:sSupPr>
+                      <m:ctrlPr>
+                        <w:rPr>
+                          <w:rFonts w:ascii="Cambria Math" w:eastAsiaTheme="minorEastAsia" w:hAnsi="Cambria Math"/>
+                          <w:i/>
+                        </w:rPr>
+                      </m:ctrlPr>
+                    </m:sSupPr>
+                    <m:e>
+                      <m:r>
+                        <w:rPr>
+                          <w:rFonts w:ascii="Cambria Math" w:eastAsiaTheme="minorEastAsia" w:hAnsi="Cambria Math"/>
+                        </w:rPr>
+                        <m:t>T</m:t>
+                      </m:r>
+                    </m:e>
+                    <m:sup>
+                      <m:r>
+                        <w:rPr>
+                          <w:rFonts w:ascii="Cambria Math" w:eastAsiaTheme="minorEastAsia" w:hAnsi="Cambria Math"/>
+                        </w:rPr>
+                        <m:t>2</m:t>
+                      </m:r>
+                    </m:sup>
+                  </m:sSup>
+                  <m:ctrlPr>
+                    <w:rPr>
+                      <w:rFonts w:ascii="Cambria Math" w:eastAsiaTheme="minorEastAsia" w:hAnsi="Cambria Math"/>
+                      <w:i/>
+                    </w:rPr>
+                  </m:ctrlPr>
+                </m:num>
+                <m:den>
+                  <m:r>
+                    <w:rPr>
+                      <w:rFonts w:ascii="Cambria Math" w:eastAsiaTheme="minorEastAsia" w:hAnsi="Cambria Math"/>
+                    </w:rPr>
+                    <m:t>P</m:t>
+                  </m:r>
+                  <m:ctrlPr>
+                    <w:rPr>
+                      <w:rFonts w:ascii="Cambria Math" w:eastAsiaTheme="minorEastAsia" w:hAnsi="Cambria Math"/>
+                      <w:i/>
+                    </w:rPr>
+                  </m:ctrlPr>
+                </m:den>
+              </m:f>
+              <m:f>
+                <m:fPr>
+                  <m:ctrlPr>
+                    <w:rPr>
+                      <w:rFonts w:ascii="Cambria Math" w:eastAsiaTheme="minorEastAsia" w:hAnsi="Cambria Math"/>
+                    </w:rPr>
+                  </m:ctrlPr>
+                </m:fPr>
+                <m:num>
+                  <m:r>
+                    <w:rPr>
+                      <w:rFonts w:ascii="Cambria Math" w:eastAsiaTheme="minorEastAsia" w:hAnsi="Cambria Math"/>
+                    </w:rPr>
+                    <m:t>dP</m:t>
+                  </m:r>
+                  <m:ctrlPr>
+                    <w:rPr>
+                      <w:rFonts w:ascii="Cambria Math" w:eastAsiaTheme="minorEastAsia" w:hAnsi="Cambria Math"/>
+                      <w:i/>
+                    </w:rPr>
+                  </m:ctrlPr>
+                </m:num>
+                <m:den>
+                  <m:r>
+                    <w:rPr>
+                      <w:rFonts w:ascii="Cambria Math" w:eastAsiaTheme="minorEastAsia" w:hAnsi="Cambria Math"/>
+                    </w:rPr>
+                    <m:t>dT</m:t>
+                  </m:r>
+                  <m:ctrlPr>
+                    <w:rPr>
+                      <w:rFonts w:ascii="Cambria Math" w:eastAsiaTheme="minorEastAsia" w:hAnsi="Cambria Math"/>
+                      <w:i/>
+                    </w:rPr>
+                  </m:ctrlPr>
+                </m:den>
+              </m:f>
+              <m:r>
+                <w:rPr>
+                  <w:rFonts w:ascii="Cambria Math" w:eastAsiaTheme="minorEastAsia" w:hAnsi="Cambria Math"/>
+                </w:rPr>
+                <m:t>=-R</m:t>
+              </m:r>
+              <m:f>
+                <m:fPr>
+                  <m:ctrlPr>
+                    <w:rPr>
+                      <w:rFonts w:ascii="Cambria Math" w:eastAsiaTheme="minorEastAsia" w:hAnsi="Cambria Math"/>
+                    </w:rPr>
+                  </m:ctrlPr>
+                </m:fPr>
+                <m:num>
+                  <m:r>
+                    <w:rPr>
+                      <w:rFonts w:ascii="Cambria Math" w:eastAsiaTheme="minorEastAsia" w:hAnsi="Cambria Math"/>
+                    </w:rPr>
+                    <m:t>d</m:t>
+                  </m:r>
+                  <m:d>
+                    <m:dPr>
+                      <m:ctrlPr>
+                        <w:rPr>
+                          <w:rFonts w:ascii="Cambria Math" w:eastAsiaTheme="minorEastAsia" w:hAnsi="Cambria Math"/>
+                          <w:i/>
+                        </w:rPr>
+                      </m:ctrlPr>
+                    </m:dPr>
+                    <m:e>
+                      <m:func>
+                        <m:funcPr>
+                          <m:ctrlPr>
+                            <w:rPr>
+                              <w:rFonts w:ascii="Cambria Math" w:eastAsiaTheme="minorEastAsia" w:hAnsi="Cambria Math"/>
+                            </w:rPr>
+                          </m:ctrlPr>
+                        </m:funcPr>
+                        <m:fName>
+                          <m:r>
+                            <m:rPr>
+                              <m:sty m:val="p"/>
+                            </m:rPr>
+                            <w:rPr>
+                              <w:rFonts w:ascii="Cambria Math" w:eastAsiaTheme="minorEastAsia" w:hAnsi="Cambria Math"/>
+                            </w:rPr>
+                            <m:t>ln</m:t>
+                          </m:r>
+                          <m:ctrlPr>
+                            <w:rPr>
+                              <w:rFonts w:ascii="Cambria Math" w:eastAsiaTheme="minorEastAsia" w:hAnsi="Cambria Math"/>
+                              <w:i/>
+                            </w:rPr>
+                          </m:ctrlPr>
+                        </m:fName>
+                        <m:e>
+                          <m:r>
+                            <w:rPr>
+                              <w:rFonts w:ascii="Cambria Math" w:eastAsiaTheme="minorEastAsia" w:hAnsi="Cambria Math"/>
+                            </w:rPr>
+                            <m:t>P</m:t>
+                          </m:r>
+                        </m:e>
+                      </m:func>
+                    </m:e>
+                  </m:d>
+                  <m:ctrlPr>
+                    <w:rPr>
+                      <w:rFonts w:ascii="Cambria Math" w:eastAsiaTheme="minorEastAsia" w:hAnsi="Cambria Math"/>
+                      <w:i/>
+                    </w:rPr>
+                  </m:ctrlPr>
+                </m:num>
+                <m:den>
+                  <m:r>
+                    <w:rPr>
+                      <w:rFonts w:ascii="Cambria Math" w:eastAsiaTheme="minorEastAsia" w:hAnsi="Cambria Math"/>
+                    </w:rPr>
+                    <m:t>d</m:t>
+                  </m:r>
+                  <m:d>
+                    <m:dPr>
+                      <m:ctrlPr>
+                        <w:rPr>
+                          <w:rFonts w:ascii="Cambria Math" w:eastAsiaTheme="minorEastAsia" w:hAnsi="Cambria Math"/>
+                          <w:i/>
+                        </w:rPr>
+                      </m:ctrlPr>
+                    </m:dPr>
+                    <m:e>
+                      <m:r>
+                        <w:rPr>
+                          <w:rFonts w:ascii="Cambria Math" w:eastAsiaTheme="minorEastAsia" w:hAnsi="Cambria Math"/>
+                        </w:rPr>
+                        <m:t>1</m:t>
+                      </m:r>
+                      <m:r>
+                        <m:rPr>
+                          <m:lit/>
+                        </m:rPr>
+                        <w:rPr>
+                          <w:rFonts w:ascii="Cambria Math" w:eastAsiaTheme="minorEastAsia" w:hAnsi="Cambria Math"/>
+                        </w:rPr>
+                        <m:t>/</m:t>
+                      </m:r>
+                      <m:r>
+                        <w:rPr>
+                          <w:rFonts w:ascii="Cambria Math" w:eastAsiaTheme="minorEastAsia" w:hAnsi="Cambria Math"/>
+                        </w:rPr>
+                        <m:t>T</m:t>
+                      </m:r>
+                    </m:e>
+                  </m:d>
+                  <m:ctrlPr>
+                    <w:rPr>
+                      <w:rFonts w:ascii="Cambria Math" w:eastAsiaTheme="minorEastAsia" w:hAnsi="Cambria Math"/>
+                      <w:i/>
+                    </w:rPr>
+                  </m:ctrlPr>
+                </m:den>
+              </m:f>
+              <m:r>
+                <w:rPr>
+                  <w:rFonts w:ascii="Cambria Math" w:eastAsiaTheme="minorEastAsia" w:hAnsi="Cambria Math"/>
+                  <w:lang w:val="en-US"/>
+                </w:rPr>
+                <m:t>,</m:t>
+              </m:r>
+              <m:r>
+                <w:rPr>
+                  <w:rFonts w:ascii="Cambria Math" w:eastAsiaTheme="minorEastAsia" w:hAnsi="Cambria Math"/>
+                </w:rPr>
+                <m:t>#</m:t>
+              </m:r>
+              <m:d>
+                <m:dPr>
+                  <m:ctrlPr>
+                    <w:rPr>
+                      <w:rFonts w:ascii="Cambria Math" w:eastAsiaTheme="minorEastAsia" w:hAnsi="Cambria Math"/>
+                      <w:i/>
+                      <w:lang w:val="en-US"/>
+                    </w:rPr>
+                  </m:ctrlPr>
+                </m:dPr>
+                <m:e>
+                  <m:r>
+                    <w:rPr>
+                      <w:rFonts w:ascii="Cambria Math" w:eastAsiaTheme="minorEastAsia" w:hAnsi="Cambria Math"/>
+                      <w:lang w:val="en-US"/>
+                    </w:rPr>
+                    <m:t>4</m:t>
+                  </m:r>
+                </m:e>
+              </m:d>
+              <m:ctrlPr>
+                <w:rPr>
+                  <w:rFonts w:ascii="Cambria Math" w:eastAsiaTheme="minorEastAsia" w:hAnsi="Cambria Math"/>
+                  <w:i/>
+                </w:rPr>
+              </m:ctrlPr>
+            </m:e>
+          </m:eqArr>
+        </m:oMath>
+      </m:oMathPara>
+    </w:p>
+    <w:p>
+      <w:pPr>
+        <w:rPr>
+          <w:shd w:val="clear" w:color="auto" w:fill="FFFFFF"/>
+        </w:rPr>
+      </w:pPr>
+      <w:r>
+        <w:rPr>
+          <w:shd w:val="clear" w:color="auto" w:fill="FFFFFF"/>
+        </w:rPr>
+        <w:t xml:space="preserve">В эксперименте T и P измеряются приборами, а производные находятся как угловой коэффициент графиков P(T) или </w:t>
+      </w:r>
+      <w:proofErr w:type="spellStart"/>
+      <w:r>
+        <w:rPr>
+          <w:shd w:val="clear" w:color="auto" w:fill="FFFFFF"/>
+        </w:rPr>
+        <w:t>ln</w:t>
+      </w:r>
+      <w:proofErr w:type="spellEnd"/>
+      <w:r>
+        <w:rPr>
+          <w:shd w:val="clear" w:color="auto" w:fill="FFFFFF"/>
+        </w:rPr>
+        <w:t>(</w:t>
+      </w:r>
+      <w:r>
+        <w:rPr>
+          <w:shd w:val="clear" w:color="auto" w:fill="FFFFFF"/>
+        </w:rPr>
+        <w:t>P</w:t>
+      </w:r>
+      <w:r>
+        <w:rPr>
+          <w:shd w:val="clear" w:color="auto" w:fill="FFFFFF"/>
+        </w:rPr>
+        <w:t>)</w:t>
+      </w:r>
+      <w:r>
+        <w:rPr>
+          <w:shd w:val="clear" w:color="auto" w:fill="FFFFFF"/>
+        </w:rPr>
+        <w:t xml:space="preserve"> от 1/T.</w:t>
+      </w:r>
+    </w:p>
+    <w:p>
+      <w:pPr>
+        <w:pStyle w:val="a7"/>
+        <w:numPr>
+          <w:ilvl w:val="0"/>
+          <w:numId w:val="1"/>
+        </w:numPr>
+        <w:rPr>
+          <w:b/>
+        </w:rPr>
+      </w:pPr>
+      <w:r>
+        <w:rPr>
+          <w:b/>
+        </w:rPr>
+        <w:t>Экспериментальная установка</w:t>
+      </w:r>
+    </w:p>
+    <w:p>
+      <w:r>
+        <w:drawing>
+          <wp:anchor distT="0" distB="0" distL="114300" distR="114300" simplePos="0" relativeHeight="251658240" behindDoc="0" locked="0" layoutInCell="1" allowOverlap="1" wp14:anchorId="3B1B5792">
+            <wp:simplePos x="0" y="0"/>
+            <wp:positionH relativeFrom="page">
+              <wp:align>center</wp:align>
+            </wp:positionH>
+            <wp:positionV relativeFrom="paragraph">
+              <wp:posOffset>2099466</wp:posOffset>
+            </wp:positionV>
+            <wp:extent cx="5684360" cy="3071004"/>
+            <wp:effectExtent l="0" t="0" r="0" b="0"/>
+            <wp:wrapTopAndBottom/>
+            <wp:docPr id="1" name="Рисунок 1"/>
+            <wp:cNvGraphicFramePr>
+              <a:graphicFrameLocks xmlns:a="http://schemas.openxmlformats.org/drawingml/2006/main" noChangeAspect="1"/>
+            </wp:cNvGraphicFramePr>
+            <a:graphic xmlns:a="http://schemas.openxmlformats.org/drawingml/2006/main">
+              <a:graphicData uri="http://schemas.openxmlformats.org/drawingml/2006/picture">
+                <pic:pic xmlns:pic="http://schemas.openxmlformats.org/drawingml/2006/picture">
+                  <pic:nvPicPr>
+                    <pic:cNvPr id="1" name=""/>
+                    <pic:cNvPicPr/>
+                  </pic:nvPicPr>
+                  <pic:blipFill rotWithShape="1">
+                    <a:blip r:embed="rId5">
+                      <a:extLst>
+                        <a:ext uri="{28A0092B-C50C-407E-A947-70E740481C1C}">
+                          <a14:useLocalDpi xmlns:a14="http://schemas.microsoft.com/office/drawing/2010/main" val="0"/>
+                        </a:ext>
+                      </a:extLst>
+                    </a:blip>
+                    <a:srcRect b="12228"/>
+                    <a:stretch/>
+                  </pic:blipFill>
+                  <pic:spPr bwMode="auto">
+                    <a:xfrm>
+                      <a:off x="0" y="0"/>
+                      <a:ext cx="5684360" cy="3071004"/>
+                    </a:xfrm>
+                    <a:prstGeom prst="rect">
+                      <a:avLst/>
+                    </a:prstGeom>
+                    <a:ln>
+                      <a:noFill/>
+                    </a:ln>
+                    <a:extLst>
+                      <a:ext uri="{53640926-AAD7-44D8-BBD7-CCE9431645EC}">
+                        <a14:shadowObscured xmlns:a14="http://schemas.microsoft.com/office/drawing/2010/main"/>
+                      </a:ext>
+                    </a:extLst>
+                  </pic:spPr>
+                </pic:pic>
+              </a:graphicData>
+            </a:graphic>
+          </wp:anchor>
+        </w:drawing>
+      </w:r>
+      <w:r>
+        <w:t>На рисунке приведена схема установки с использованием современного термостата. Установка</w:t>
+      </w:r>
+      <w:r>
+        <w:t xml:space="preserve"> </w:t>
+      </w:r>
+      <w:r>
+        <w:t>включает термостат A, экспериментальный прибор B и отсчетный микроскоп C. Экспериментальный прибор B представляет собой емкость 12, заполненную водой. В нее погружен запаянный прибор 13 с исследуемой жидкостью 14. Перед заполнением исследуемой жидкости воздух</w:t>
+      </w:r>
+      <w:r>
+        <w:t xml:space="preserve"> </w:t>
+      </w:r>
+      <w:r>
+        <w:t>из запаянного прибора был удален, так что над жидкостью находится только её насыщенный пар. Давление пара определяется по ртутному манометру 15, соединенному с емкостью</w:t>
+      </w:r>
+      <w:r>
+        <w:t xml:space="preserve"> </w:t>
+      </w:r>
+      <w:r>
+        <w:t>13. Численная величина давления измеряется по разности показаний отсчетного микроскопа</w:t>
+      </w:r>
+      <w:r>
+        <w:t xml:space="preserve"> </w:t>
+      </w:r>
+      <w:r>
+        <w:t>16, настраиваемого последовательно на нижний и верхний уровни</w:t>
+      </w:r>
+      <w:r>
+        <w:t>.</w:t>
+      </w:r>
       <w:bookmarkStart w:id="0" w:name="_GoBack"/>
       <w:bookmarkEnd w:id="0"/>
+      <w:r>
+        <w:rPr>
+          <w:noProof/>
+        </w:rPr>
+        <w:tab/>
+      </w:r>
+    </w:p>
+    <w:p>
+      <w:r>
+        <w:rPr>
+          <w:noProof/>
+        </w:rPr>
+        <mc:AlternateContent>
+          <mc:Choice Requires="wps">
+            <w:drawing>
+              <wp:anchor distT="0" distB="0" distL="114300" distR="114300" simplePos="0" relativeHeight="251660288" behindDoc="0" locked="0" layoutInCell="1" allowOverlap="1" wp14:anchorId="107E3C86" wp14:editId="55E4A311">
+                <wp:simplePos x="0" y="0"/>
+                <wp:positionH relativeFrom="margin">
+                  <wp:align>center</wp:align>
+                </wp:positionH>
+                <wp:positionV relativeFrom="paragraph">
+                  <wp:posOffset>3545253</wp:posOffset>
+                </wp:positionV>
+                <wp:extent cx="5683885" cy="635"/>
+                <wp:effectExtent l="0" t="0" r="0" b="0"/>
+                <wp:wrapTopAndBottom/>
+                <wp:docPr id="2" name="Надпись 2"/>
+                <wp:cNvGraphicFramePr/>
+                <a:graphic xmlns:a="http://schemas.openxmlformats.org/drawingml/2006/main">
+                  <a:graphicData uri="http://schemas.microsoft.com/office/word/2010/wordprocessingShape">
+                    <wps:wsp>
+                      <wps:cNvSpPr txBox="1"/>
+                      <wps:spPr>
+                        <a:xfrm>
+                          <a:off x="0" y="0"/>
+                          <a:ext cx="5683885" cy="635"/>
+                        </a:xfrm>
+                        <a:prstGeom prst="rect">
+                          <a:avLst/>
+                        </a:prstGeom>
+                        <a:solidFill>
+                          <a:prstClr val="white"/>
+                        </a:solidFill>
+                        <a:ln>
+                          <a:noFill/>
+                        </a:ln>
+                      </wps:spPr>
+                      <wps:txbx>
+                        <w:txbxContent>
+                          <w:p>
+                            <w:pPr>
+                              <w:spacing w:line="257" w:lineRule="auto"/>
+                              <w:ind w:firstLine="0"/>
+                              <w:jc w:val="center"/>
+                              <w:rPr>
+                                <w:sz w:val="24"/>
+                              </w:rPr>
+                            </w:pPr>
+                            <w:r>
+                              <w:rPr>
+                                <w:sz w:val="24"/>
+                              </w:rPr>
+                              <w:t xml:space="preserve">Рисунок </w:t>
+                            </w:r>
+                            <w:r>
+                              <w:rPr>
+                                <w:sz w:val="24"/>
+                              </w:rPr>
+                              <w:fldChar w:fldCharType="begin"/>
+                            </w:r>
+                            <w:r>
+                              <w:rPr>
+                                <w:sz w:val="24"/>
+                              </w:rPr>
+                              <w:instrText xml:space="preserve"> SEQ Рисунок \* ARABIC </w:instrText>
+                            </w:r>
+                            <w:r>
+                              <w:rPr>
+                                <w:sz w:val="24"/>
+                              </w:rPr>
+                              <w:fldChar w:fldCharType="separate"/>
+                            </w:r>
+                            <w:r>
+                              <w:rPr>
+                                <w:noProof/>
+                                <w:sz w:val="24"/>
+                              </w:rPr>
+                              <w:t>1</w:t>
+                            </w:r>
+                            <w:r>
+                              <w:rPr>
+                                <w:sz w:val="24"/>
+                              </w:rPr>
+                              <w:fldChar w:fldCharType="end"/>
+                            </w:r>
+                            <w:r>
+                              <w:rPr>
+                                <w:sz w:val="24"/>
+                              </w:rPr>
+                              <w:t>: схема установки</w:t>
+                            </w:r>
+                          </w:p>
+                        </w:txbxContent>
+                      </wps:txbx>
+                      <wps:bodyPr rot="0" spcFirstLastPara="0" vertOverflow="overflow" horzOverflow="overflow" vert="horz" wrap="square" lIns="0" tIns="0" rIns="0" bIns="0" numCol="1" spcCol="0" rtlCol="0" fromWordArt="0" anchor="t" anchorCtr="0" forceAA="0" compatLnSpc="1">
+                        <a:prstTxWarp prst="textNoShape">
+                          <a:avLst/>
+                        </a:prstTxWarp>
+                        <a:spAutoFit/>
+                      </wps:bodyPr>
+                    </wps:wsp>
+                  </a:graphicData>
+                </a:graphic>
+              </wp:anchor>
+            </w:drawing>
+          </mc:Choice>
+          <mc:Fallback>
+            <w:pict>
+              <v:shapetype w14:anchorId="107E3C86" id="_x0000_t202" coordsize="21600,21600" o:spt="202" path="m,l,21600r21600,l21600,xe">
+                <v:stroke joinstyle="miter"/>
+                <v:path gradientshapeok="t" o:connecttype="rect"/>
+              </v:shapetype>
+              <v:shape id="Надпись 2" o:spid="_x0000_s1026" type="#_x0000_t202" style="position:absolute;left:0;text-align:left;margin-left:0;margin-top:279.15pt;width:447.55pt;height:.05pt;z-index:251660288;visibility:visible;mso-wrap-style:square;mso-wrap-distance-left:9pt;mso-wrap-distance-top:0;mso-wrap-distance-right:9pt;mso-wrap-distance-bottom:0;mso-position-horizontal:center;mso-position-horizontal-relative:margin;mso-position-vertical:absolute;mso-position-vertical-relative:text;v-text-anchor:top" o:gfxdata="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" stroked="f">
+                <v:textbox style="mso-fit-shape-to-text:t" inset="0,0,0,0">
+                  <w:txbxContent>
+                    <w:p>
+                      <w:pPr>
+                        <w:spacing w:line="257" w:lineRule="auto"/>
+                        <w:ind w:firstLine="0"/>
+                        <w:jc w:val="center"/>
+                        <w:rPr>
+                          <w:sz w:val="24"/>
+                        </w:rPr>
+                      </w:pPr>
+                      <w:r>
+                        <w:rPr>
+                          <w:sz w:val="24"/>
+                        </w:rPr>
+                        <w:t xml:space="preserve">Рисунок </w:t>
+                      </w:r>
+                      <w:r>
+                        <w:rPr>
+                          <w:sz w:val="24"/>
+                        </w:rPr>
+                        <w:fldChar w:fldCharType="begin"/>
+                      </w:r>
+                      <w:r>
+                        <w:rPr>
+                          <w:sz w:val="24"/>
+                        </w:rPr>
+                        <w:instrText xml:space="preserve"> SEQ Рисунок \* ARABIC </w:instrText>
+                      </w:r>
+                      <w:r>
+                        <w:rPr>
+                          <w:sz w:val="24"/>
+                        </w:rPr>
+                        <w:fldChar w:fldCharType="separate"/>
+                      </w:r>
+                      <w:r>
+                        <w:rPr>
+                          <w:noProof/>
+                          <w:sz w:val="24"/>
+                        </w:rPr>
+                        <w:t>1</w:t>
+                      </w:r>
+                      <w:r>
+                        <w:rPr>
+                          <w:sz w:val="24"/>
+                        </w:rPr>
+                        <w:fldChar w:fldCharType="end"/>
+                      </w:r>
+                      <w:r>
+                        <w:rPr>
+                          <w:sz w:val="24"/>
+                        </w:rPr>
+                        <w:t>: схема установки</w:t>
+                      </w:r>
+                    </w:p>
+                  </w:txbxContent>
+                </v:textbox>
+                <w10:wrap type="topAndBottom" anchorx="margin"/>
+              </v:shape>
+            </w:pict>
+          </mc:Fallback>
+        </mc:AlternateContent>
+      </w:r>
+    </w:p>
+    <w:p>
+      <w:pPr>
+        <w:ind w:firstLine="0"/>
+        <w:rPr>
+          <w:b/>
+        </w:rPr>
+      </w:pPr>
+    </w:p>
+    <w:p>
+      <w:pPr>
+        <w:pStyle w:val="a7"/>
+        <w:numPr>
+          <w:ilvl w:val="0"/>
+          <w:numId w:val="1"/>
+        </w:numPr>
+        <w:rPr>
+          <w:b/>
+        </w:rPr>
+      </w:pPr>
+      <w:r>
+        <w:rPr>
+          <w:b/>
+        </w:rPr>
+        <w:lastRenderedPageBreak/>
+        <w:t xml:space="preserve">Обработка данных </w:t>
+      </w:r>
+    </w:p>
+    <w:p>
+      <w:r>
+        <w:rPr>
+          <w:noProof/>
+        </w:rPr>
+        <w:drawing>
+          <wp:anchor distT="0" distB="0" distL="114300" distR="114300" simplePos="0" relativeHeight="251662336" behindDoc="0" locked="0" layoutInCell="1" allowOverlap="1" wp14:anchorId="1D8DC31B">
+            <wp:simplePos x="0" y="0"/>
+            <wp:positionH relativeFrom="page">
+              <wp:align>center</wp:align>
+            </wp:positionH>
+            <wp:positionV relativeFrom="paragraph">
+              <wp:posOffset>4187801</wp:posOffset>
+            </wp:positionV>
+            <wp:extent cx="5893435" cy="4243705"/>
+            <wp:effectExtent l="0" t="0" r="0" b="4445"/>
+            <wp:wrapTopAndBottom/>
+            <wp:docPr id="4" name="Рисунок 4"/>
+            <wp:cNvGraphicFramePr>
+              <a:graphicFrameLocks xmlns:a="http://schemas.openxmlformats.org/drawingml/2006/main" noChangeAspect="1"/>
+            </wp:cNvGraphicFramePr>
+            <a:graphic xmlns:a="http://schemas.openxmlformats.org/drawingml/2006/main">
+              <a:graphicData uri="http://schemas.openxmlformats.org/drawingml/2006/picture">
+                <pic:pic xmlns:pic="http://schemas.openxmlformats.org/drawingml/2006/picture">
+                  <pic:nvPicPr>
+                    <pic:cNvPr id="1" name=""/>
+                    <pic:cNvPicPr/>
+                  </pic:nvPicPr>
+                  <pic:blipFill>
+                    <a:blip r:embed="rId6">
+                      <a:extLst>
+                        <a:ext uri="{28A0092B-C50C-407E-A947-70E740481C1C}">
+                          <a14:useLocalDpi xmlns:a14="http://schemas.microsoft.com/office/drawing/2010/main" val="0"/>
+                        </a:ext>
+                        <a:ext uri="{96DAC541-7B7A-43D3-8B79-37D633B846F1}">
+                          <asvg:svgBlip xmlns:asvg="http://schemas.microsoft.com/office/drawing/2016/SVG/main" r:embed="rId7"/>
+                        </a:ext>
+                      </a:extLst>
+                    </a:blip>
+                    <a:stretch>
+                      <a:fillRect/>
+                    </a:stretch>
+                  </pic:blipFill>
+                  <pic:spPr>
+                    <a:xfrm>
+                      <a:off x="0" y="0"/>
+                      <a:ext cx="5893435" cy="4243705"/>
+                    </a:xfrm>
+                    <a:prstGeom prst="rect">
+                      <a:avLst/>
+                    </a:prstGeom>
+                  </pic:spPr>
+                </pic:pic>
+              </a:graphicData>
+            </a:graphic>
+            <wp14:sizeRelH relativeFrom="margin">
+              <wp14:pctWidth>0</wp14:pctWidth>
+            </wp14:sizeRelH>
+            <wp14:sizeRelV relativeFrom="margin">
+              <wp14:pctHeight>0</wp14:pctHeight>
+            </wp14:sizeRelV>
+          </wp:anchor>
+        </w:drawing>
+      </w:r>
+      <w:r>
+        <w:rPr>
+          <w:noProof/>
+        </w:rPr>
+        <w:drawing>
+          <wp:anchor distT="0" distB="0" distL="114300" distR="114300" simplePos="0" relativeHeight="251661312" behindDoc="0" locked="0" layoutInCell="1" allowOverlap="1" wp14:anchorId="443BEEF0">
+            <wp:simplePos x="0" y="0"/>
+            <wp:positionH relativeFrom="page">
+              <wp:align>center</wp:align>
+            </wp:positionH>
+            <wp:positionV relativeFrom="page">
+              <wp:posOffset>1595707</wp:posOffset>
+            </wp:positionV>
+            <wp:extent cx="5218430" cy="3693160"/>
+            <wp:effectExtent l="0" t="0" r="1270" b="2540"/>
+            <wp:wrapTopAndBottom/>
+            <wp:docPr id="3" name="Рисунок 3"/>
+            <wp:cNvGraphicFramePr>
+              <a:graphicFrameLocks xmlns:a="http://schemas.openxmlformats.org/drawingml/2006/main" noChangeAspect="1"/>
+            </wp:cNvGraphicFramePr>
+            <a:graphic xmlns:a="http://schemas.openxmlformats.org/drawingml/2006/main">
+              <a:graphicData uri="http://schemas.openxmlformats.org/drawingml/2006/picture">
+                <pic:pic xmlns:pic="http://schemas.openxmlformats.org/drawingml/2006/picture">
+                  <pic:nvPicPr>
+                    <pic:cNvPr id="1" name=""/>
+                    <pic:cNvPicPr/>
+                  </pic:nvPicPr>
+                  <pic:blipFill>
+                    <a:blip r:embed="rId8">
+                      <a:extLst>
+                        <a:ext uri="{28A0092B-C50C-407E-A947-70E740481C1C}">
+                          <a14:useLocalDpi xmlns:a14="http://schemas.microsoft.com/office/drawing/2010/main" val="0"/>
+                        </a:ext>
+                        <a:ext uri="{96DAC541-7B7A-43D3-8B79-37D633B846F1}">
+                          <asvg:svgBlip xmlns:asvg="http://schemas.microsoft.com/office/drawing/2016/SVG/main" r:embed="rId9"/>
+                        </a:ext>
+                      </a:extLst>
+                    </a:blip>
+                    <a:stretch>
+                      <a:fillRect/>
+                    </a:stretch>
+                  </pic:blipFill>
+                  <pic:spPr>
+                    <a:xfrm>
+                      <a:off x="0" y="0"/>
+                      <a:ext cx="5218430" cy="3693160"/>
+                    </a:xfrm>
+                    <a:prstGeom prst="rect">
+                      <a:avLst/>
+                    </a:prstGeom>
+                  </pic:spPr>
+                </pic:pic>
+              </a:graphicData>
+            </a:graphic>
+            <wp14:sizeRelH relativeFrom="margin">
+              <wp14:pctWidth>0</wp14:pctWidth>
+            </wp14:sizeRelH>
+            <wp14:sizeRelV relativeFrom="margin">
+              <wp14:pctHeight>0</wp14:pctHeight>
+            </wp14:sizeRelV>
+          </wp:anchor>
+        </w:drawing>
+      </w:r>
+      <w:r>
+        <w:t>Г</w:t>
+      </w:r>
+      <w:r>
+        <w:t xml:space="preserve">рафик зависимости температуры от давления насыщенного пара, </w:t>
+      </w:r>
+      <w:r>
+        <w:t xml:space="preserve">в </w:t>
+      </w:r>
+      <w:r>
+        <w:t>двух разных масштабах:</w:t>
+      </w:r>
+      <w:r>
+        <w:rPr>
+          <w:noProof/>
+        </w:rPr>
+        <w:t xml:space="preserve"> </w:t>
+      </w:r>
+    </w:p>
+    <w:p>
+      <w:pPr>
+        <w:jc w:val="center"/>
+      </w:pPr>
+    </w:p>
+    <w:p>
+      <w:r>
+        <w:lastRenderedPageBreak/>
+        <w:t xml:space="preserve">Для второго графика </w:t>
+      </w:r>
+      <w:r>
+        <w:t>по</w:t>
+      </w:r>
+      <w:r>
+        <w:t xml:space="preserve">строим в каждой точке касательную, и </w:t>
+      </w:r>
+      <w:r>
+        <w:t>возьмём</w:t>
+      </w:r>
+      <w:r>
+        <w:t xml:space="preserve"> среднее значение коэффициента наклона. Получается около 50414.545 Дж\Моль. Для </w:t>
+      </w:r>
+      <w:r>
+        <w:t>л</w:t>
+      </w:r>
+      <w:r>
+        <w:t>огарифмического масштаба выходит 48549.277</w:t>
+      </w:r>
+      <w:r>
+        <w:t xml:space="preserve"> Дж\Моль</w:t>
+      </w:r>
+      <w:r>
+        <w:t>.</w:t>
+      </w:r>
+    </w:p>
+    <w:p>
+      <w:r>
+        <w:t xml:space="preserve">Для логарифмического масштаба </w:t>
+      </w:r>
+      <w:r>
+        <w:t xml:space="preserve">рассчитаем </w:t>
+      </w:r>
+      <w:r>
+        <w:t>коэффициент наклона прямой МНК.</w:t>
+      </w:r>
+    </w:p>
+    <w:p>
+      <w:r>
+        <w:t xml:space="preserve">Посчитав методом Хи-квадрат, получаем, что </w:t>
+      </w:r>
+      <w:r>
+        <w:t xml:space="preserve">коэффициент </w:t>
+      </w:r>
+      <w:r>
+        <w:t xml:space="preserve">Хи в нашем случае будет равен примерно 7.65, тогда как 19 </w:t>
+      </w:r>
+      <w:r>
+        <w:rPr>
+          <w:rFonts w:cs="Times New Roman"/>
+        </w:rPr>
+        <w:t>‒</w:t>
+      </w:r>
+      <w:r>
+        <w:t xml:space="preserve"> степень свободы. Значит, что они с хорошей точностью ложатся на прямую.</w:t>
+      </w:r>
+    </w:p>
+    <w:p>
+      <w:r>
+        <w:t xml:space="preserve">Теперь построим графики для обратного действия </w:t>
+      </w:r>
+      <w:r>
+        <w:rPr>
+          <w:rFonts w:cs="Times New Roman"/>
+        </w:rPr>
+        <w:t>‒</w:t>
+      </w:r>
+      <w:r>
+        <w:t xml:space="preserve"> </w:t>
+      </w:r>
+      <w:r>
+        <w:t>охлаждения</w:t>
+      </w:r>
+      <w:r>
+        <w:t xml:space="preserve">. </w:t>
+      </w:r>
+      <w:r>
+        <w:t>Получим</w:t>
+      </w:r>
+      <w:r>
+        <w:t xml:space="preserve"> следующие </w:t>
+      </w:r>
+      <w:r>
+        <w:t>графики</w:t>
+      </w:r>
+      <w:r>
+        <w:t>:</w:t>
+      </w:r>
+    </w:p>
+    <w:p>
+      <w:pPr>
+        <w:jc w:val="left"/>
+      </w:pPr>
+      <w:r>
+        <w:drawing>
+          <wp:inline distT="0" distB="0" distL="0" distR="0" wp14:anchorId="2871552E" wp14:editId="0734A824">
+            <wp:extent cx="5158596" cy="4316345"/>
+            <wp:effectExtent l="0" t="0" r="4445" b="8255"/>
+            <wp:docPr id="5" name="Рисунок 5"/>
+            <wp:cNvGraphicFramePr>
+              <a:graphicFrameLocks xmlns:a="http://schemas.openxmlformats.org/drawingml/2006/main" noChangeAspect="1"/>
+            </wp:cNvGraphicFramePr>
+            <a:graphic xmlns:a="http://schemas.openxmlformats.org/drawingml/2006/main">
+              <a:graphicData uri="http://schemas.openxmlformats.org/drawingml/2006/picture">
+                <pic:pic xmlns:pic="http://schemas.openxmlformats.org/drawingml/2006/picture">
+                  <pic:nvPicPr>
+                    <pic:cNvPr id="1" name=""/>
+                    <pic:cNvPicPr/>
+                  </pic:nvPicPr>
+                  <pic:blipFill>
+                    <a:blip r:embed="rId10"/>
+                    <a:stretch>
+                      <a:fillRect/>
+                    </a:stretch>
+                  </pic:blipFill>
+                  <pic:spPr>
+                    <a:xfrm>
+                      <a:off x="0" y="0"/>
+                      <a:ext cx="5174108" cy="4329325"/>
+                    </a:xfrm>
+                    <a:prstGeom prst="rect">
+                      <a:avLst/>
+                    </a:prstGeom>
+                  </pic:spPr>
+                </pic:pic>
+              </a:graphicData>
+            </a:graphic>
+          </wp:inline>
+        </w:drawing>
+      </w:r>
+    </w:p>
+    <w:p>
+      <w:r>
+        <w:t>В последнем случае было получено довольно точное приближение</w:t>
+      </w:r>
+      <w:r>
+        <w:t>, где Хи</w:t>
+      </w:r>
+      <w:r>
+        <w:t> </w:t>
+      </w:r>
+      <w:r>
+        <w:rPr>
+          <w:rFonts w:cs="Times New Roman"/>
+        </w:rPr>
+        <w:t>‒</w:t>
+      </w:r>
+      <w:r>
+        <w:rPr>
+          <w:rFonts w:cs="Times New Roman"/>
+        </w:rPr>
+        <w:t> </w:t>
+      </w:r>
+      <w:r>
+        <w:t xml:space="preserve">7.32, а степень свободы </w:t>
+      </w:r>
+      <w:r>
+        <w:rPr>
+          <w:rFonts w:cs="Times New Roman"/>
+        </w:rPr>
+        <w:t>‒</w:t>
+      </w:r>
+      <w:r>
+        <w:t xml:space="preserve"> 11. </w:t>
+      </w:r>
+      <w:r>
+        <w:t>П</w:t>
+      </w:r>
+      <w:r>
+        <w:t xml:space="preserve">огрешность измерения давления </w:t>
+      </w:r>
+      <w:r>
+        <w:rPr>
+          <w:rFonts w:cs="Times New Roman"/>
+        </w:rPr>
+        <w:t>‒</w:t>
+      </w:r>
+      <w:r>
+        <w:t xml:space="preserve"> 0.01 </w:t>
+      </w:r>
+      <w:proofErr w:type="spellStart"/>
+      <w:r>
+        <w:t>мм.рт.ст</w:t>
+      </w:r>
+      <w:proofErr w:type="spellEnd"/>
+      <w:r>
+        <w:t>.</w:t>
+      </w:r>
+    </w:p>
+    <w:p>
+      <w:r>
+        <w:t>При помощи охлаждения выявили следующую теплоту испарения: 48029.2976</w:t>
+      </w:r>
+      <w:r>
+        <w:t xml:space="preserve"> Дж/Моль</w:t>
+      </w:r>
+      <w:r>
+        <w:t xml:space="preserve"> в обычном </w:t>
+      </w:r>
+      <w:proofErr w:type="gramStart"/>
+      <w:r>
+        <w:t>масштабе,  и</w:t>
+      </w:r>
+      <w:proofErr w:type="gramEnd"/>
+      <w:r>
+        <w:t xml:space="preserve"> 46513.1098</w:t>
+      </w:r>
+      <w:r>
+        <w:t xml:space="preserve"> Дж/Моль</w:t>
+      </w:r>
+      <w:r>
+        <w:t xml:space="preserve"> при логарифмическом.</w:t>
+      </w:r>
+    </w:p>
+    <w:p>
+      <w:pPr>
+        <w:jc w:val="center"/>
+      </w:pPr>
+      <w:r>
+        <w:lastRenderedPageBreak/>
+        <w:drawing>
+          <wp:inline distT="0" distB="0" distL="0" distR="0" wp14:anchorId="1EE990CF" wp14:editId="60CF4B21">
+            <wp:extent cx="4925683" cy="3998599"/>
+            <wp:effectExtent l="0" t="0" r="8890" b="1905"/>
+            <wp:docPr id="6" name="Рисунок 6"/>
+            <wp:cNvGraphicFramePr>
+              <a:graphicFrameLocks xmlns:a="http://schemas.openxmlformats.org/drawingml/2006/main" noChangeAspect="1"/>
+            </wp:cNvGraphicFramePr>
+            <a:graphic xmlns:a="http://schemas.openxmlformats.org/drawingml/2006/main">
+              <a:graphicData uri="http://schemas.openxmlformats.org/drawingml/2006/picture">
+                <pic:pic xmlns:pic="http://schemas.openxmlformats.org/drawingml/2006/picture">
+                  <pic:nvPicPr>
+                    <pic:cNvPr id="1" name=""/>
+                    <pic:cNvPicPr/>
+                  </pic:nvPicPr>
+                  <pic:blipFill>
+                    <a:blip r:embed="rId11"/>
+                    <a:stretch>
+                      <a:fillRect/>
+                    </a:stretch>
+                  </pic:blipFill>
+                  <pic:spPr>
+                    <a:xfrm>
+                      <a:off x="0" y="0"/>
+                      <a:ext cx="4944101" cy="4013551"/>
+                    </a:xfrm>
+                    <a:prstGeom prst="rect">
+                      <a:avLst/>
+                    </a:prstGeom>
+                  </pic:spPr>
+                </pic:pic>
+              </a:graphicData>
+            </a:graphic>
+          </wp:inline>
+        </w:drawing>
+      </w:r>
+    </w:p>
+    <w:p>
+      <w:r>
+        <w:rPr>
+          <w:lang w:val="en-US"/>
+        </w:rPr>
+        <w:t>C</w:t>
+      </w:r>
+      <w:r>
+        <w:t xml:space="preserve">читаем, что абсолютная погрешность измерения разности давлений </w:t>
+      </w:r>
+      <w:r>
+        <w:rPr>
+          <w:rFonts w:cs="Times New Roman"/>
+        </w:rPr>
+        <w:t>‒</w:t>
+      </w:r>
+      <w:r>
+        <w:t xml:space="preserve"> 0.01</w:t>
+      </w:r>
+      <w:r>
+        <w:t xml:space="preserve"> мм </w:t>
+      </w:r>
+      <w:proofErr w:type="spellStart"/>
+      <w:r>
+        <w:t>рт</w:t>
+      </w:r>
+      <w:proofErr w:type="spellEnd"/>
+      <w:r>
+        <w:t xml:space="preserve"> </w:t>
+      </w:r>
+      <w:proofErr w:type="spellStart"/>
+      <w:r>
+        <w:t>ст</w:t>
+      </w:r>
+      <w:proofErr w:type="spellEnd"/>
+      <w:r>
+        <w:t xml:space="preserve">, температуры </w:t>
+      </w:r>
+      <w:r>
+        <w:rPr>
+          <w:rFonts w:cs="Times New Roman"/>
+        </w:rPr>
+        <w:t>‒</w:t>
+      </w:r>
+      <w:r>
+        <w:t xml:space="preserve"> </w:t>
+      </w:r>
+      <w:r>
+        <w:t xml:space="preserve">0.01 </w:t>
+      </w:r>
+      <w:r>
+        <w:t>°</w:t>
+      </w:r>
+      <w:r>
+        <w:rPr>
+          <w:lang w:val="en-US"/>
+        </w:rPr>
+        <w:t>C</w:t>
+      </w:r>
+      <w:r>
+        <w:t>. Тогда для метода с касательными погрешность одного измерения</w:t>
+      </w:r>
+      <w:r>
+        <w:t>:</w:t>
+      </w:r>
+    </w:p>
+    <w:p>
+      <w:pPr>
+        <w:ind w:firstLine="0"/>
+        <w:jc w:val="center"/>
+      </w:pPr>
+      <m:oMathPara>
+        <m:oMath>
+          <m:f>
+            <m:fPr>
+              <m:ctrlPr>
+                <w:rPr>
+                  <w:rFonts w:ascii="Cambria Math" w:hAnsi="Cambria Math"/>
+                </w:rPr>
+              </m:ctrlPr>
+            </m:fPr>
+            <m:num>
+              <m:r>
+                <w:rPr>
+                  <w:rFonts w:ascii="Cambria Math" w:hAnsi="Cambria Math"/>
+                </w:rPr>
+                <m:t>σk</m:t>
+              </m:r>
+            </m:num>
+            <m:den>
+              <m:r>
+                <w:rPr>
+                  <w:rFonts w:ascii="Cambria Math" w:hAnsi="Cambria Math"/>
+                </w:rPr>
+                <m:t>k</m:t>
+              </m:r>
+            </m:den>
+          </m:f>
+          <m:r>
+            <w:rPr>
+              <w:rFonts w:ascii="Cambria Math" w:hAnsi="Cambria Math"/>
+            </w:rPr>
+            <m:t>=</m:t>
+          </m:r>
+          <m:rad>
+            <m:radPr>
+              <m:degHide m:val="1"/>
+              <m:ctrlPr>
+                <w:rPr>
+                  <w:rFonts w:ascii="Cambria Math" w:hAnsi="Cambria Math"/>
+                </w:rPr>
+              </m:ctrlPr>
+            </m:radPr>
+            <m:deg/>
+            <m:e>
+              <m:sSup>
+                <m:sSupPr>
+                  <m:ctrlPr>
+                    <w:rPr>
+                      <w:rFonts w:ascii="Cambria Math" w:hAnsi="Cambria Math"/>
+                    </w:rPr>
+                  </m:ctrlPr>
+                </m:sSupPr>
+                <m:e>
+                  <m:r>
+                    <w:rPr>
+                      <w:rFonts w:ascii="Cambria Math" w:hAnsi="Cambria Math"/>
+                    </w:rPr>
+                    <m:t>2</m:t>
+                  </m:r>
+                </m:e>
+                <m:sup>
+                  <m:r>
+                    <w:rPr>
+                      <w:rFonts w:ascii="Cambria Math" w:hAnsi="Cambria Math"/>
+                    </w:rPr>
+                    <m:t>2</m:t>
+                  </m:r>
+                </m:sup>
+              </m:sSup>
+              <m:sSup>
+                <m:sSupPr>
+                  <m:ctrlPr>
+                    <w:rPr>
+                      <w:rFonts w:ascii="Cambria Math" w:hAnsi="Cambria Math"/>
+                    </w:rPr>
+                  </m:ctrlPr>
+                </m:sSupPr>
+                <m:e>
+                  <m:d>
+                    <m:dPr>
+                      <m:ctrlPr>
+                        <w:rPr>
+                          <w:rFonts w:ascii="Cambria Math" w:hAnsi="Cambria Math"/>
+                        </w:rPr>
+                      </m:ctrlPr>
+                    </m:dPr>
+                    <m:e>
+                      <m:f>
+                        <m:fPr>
+                          <m:ctrlPr>
+                            <w:rPr>
+                              <w:rFonts w:ascii="Cambria Math" w:hAnsi="Cambria Math"/>
+                            </w:rPr>
+                          </m:ctrlPr>
+                        </m:fPr>
+                        <m:num>
+                          <m:r>
+                            <w:rPr>
+                              <w:rFonts w:ascii="Cambria Math" w:hAnsi="Cambria Math"/>
+                            </w:rPr>
+                            <m:t>σp</m:t>
+                          </m:r>
+                        </m:num>
+                        <m:den>
+                          <m:r>
+                            <w:rPr>
+                              <w:rFonts w:ascii="Cambria Math" w:hAnsi="Cambria Math"/>
+                            </w:rPr>
+                            <m:t>p</m:t>
+                          </m:r>
+                        </m:den>
+                      </m:f>
+                    </m:e>
+                  </m:d>
+                </m:e>
+                <m:sup>
+                  <m:r>
+                    <w:rPr>
+                      <w:rFonts w:ascii="Cambria Math" w:hAnsi="Cambria Math"/>
+                    </w:rPr>
+                    <m:t>2</m:t>
+                  </m:r>
+                </m:sup>
+              </m:sSup>
+              <m:r>
+                <w:rPr>
+                  <w:rFonts w:ascii="Cambria Math" w:hAnsi="Cambria Math"/>
+                </w:rPr>
+                <m:t>+</m:t>
+              </m:r>
+              <m:sSup>
+                <m:sSupPr>
+                  <m:ctrlPr>
+                    <w:rPr>
+                      <w:rFonts w:ascii="Cambria Math" w:hAnsi="Cambria Math"/>
+                    </w:rPr>
+                  </m:ctrlPr>
+                </m:sSupPr>
+                <m:e>
+                  <m:r>
+                    <w:rPr>
+                      <w:rFonts w:ascii="Cambria Math" w:hAnsi="Cambria Math"/>
+                    </w:rPr>
+                    <m:t>3</m:t>
+                  </m:r>
+                </m:e>
+                <m:sup>
+                  <m:r>
+                    <w:rPr>
+                      <w:rFonts w:ascii="Cambria Math" w:hAnsi="Cambria Math"/>
+                    </w:rPr>
+                    <m:t>2</m:t>
+                  </m:r>
+                </m:sup>
+              </m:sSup>
+              <m:sSup>
+                <m:sSupPr>
+                  <m:ctrlPr>
+                    <w:rPr>
+                      <w:rFonts w:ascii="Cambria Math" w:hAnsi="Cambria Math"/>
+                    </w:rPr>
+                  </m:ctrlPr>
+                </m:sSupPr>
+                <m:e>
+                  <m:d>
+                    <m:dPr>
+                      <m:ctrlPr>
+                        <w:rPr>
+                          <w:rFonts w:ascii="Cambria Math" w:hAnsi="Cambria Math"/>
+                        </w:rPr>
+                      </m:ctrlPr>
+                    </m:dPr>
+                    <m:e>
+                      <m:f>
+                        <m:fPr>
+                          <m:ctrlPr>
+                            <w:rPr>
+                              <w:rFonts w:ascii="Cambria Math" w:hAnsi="Cambria Math"/>
+                            </w:rPr>
+                          </m:ctrlPr>
+                        </m:fPr>
+                        <m:num>
+                          <m:r>
+                            <w:rPr>
+                              <w:rFonts w:ascii="Cambria Math" w:hAnsi="Cambria Math"/>
+                            </w:rPr>
+                            <m:t>σt</m:t>
+                          </m:r>
+                        </m:num>
+                        <m:den>
+                          <m:r>
+                            <w:rPr>
+                              <w:rFonts w:ascii="Cambria Math" w:hAnsi="Cambria Math"/>
+                            </w:rPr>
+                            <m:t>t</m:t>
+                          </m:r>
+                        </m:den>
+                      </m:f>
+                    </m:e>
+                  </m:d>
+                </m:e>
+                <m:sup>
+                  <m:r>
+                    <w:rPr>
+                      <w:rFonts w:ascii="Cambria Math" w:hAnsi="Cambria Math"/>
+                    </w:rPr>
+                    <m:t>2</m:t>
+                  </m:r>
+                </m:sup>
+              </m:sSup>
+            </m:e>
+          </m:rad>
+          <m:r>
+            <w:rPr>
+              <w:rFonts w:ascii="Cambria Math" w:hAnsi="Cambria Math"/>
+            </w:rPr>
+            <m:t>=</m:t>
+          </m:r>
+          <m:rad>
+            <m:radPr>
+              <m:degHide m:val="1"/>
+              <m:ctrlPr>
+                <w:rPr>
+                  <w:rFonts w:ascii="Cambria Math" w:hAnsi="Cambria Math"/>
+                </w:rPr>
+              </m:ctrlPr>
+            </m:radPr>
+            <m:deg/>
+            <m:e>
+              <m:r>
+                <w:rPr>
+                  <w:rFonts w:ascii="Cambria Math" w:hAnsi="Cambria Math"/>
+                </w:rPr>
+                <m:t>4</m:t>
+              </m:r>
+              <m:sSup>
+                <m:sSupPr>
+                  <m:ctrlPr>
+                    <w:rPr>
+                      <w:rFonts w:ascii="Cambria Math" w:hAnsi="Cambria Math"/>
+                    </w:rPr>
+                  </m:ctrlPr>
+                </m:sSupPr>
+                <m:e>
+                  <m:f>
+                    <m:fPr>
+                      <m:ctrlPr>
+                        <w:rPr>
+                          <w:rFonts w:ascii="Cambria Math" w:hAnsi="Cambria Math"/>
+                        </w:rPr>
+                      </m:ctrlPr>
+                    </m:fPr>
+                    <m:num>
+                      <m:d>
+                        <m:dPr>
+                          <m:ctrlPr>
+                            <w:rPr>
+                              <w:rFonts w:ascii="Cambria Math" w:hAnsi="Cambria Math"/>
+                            </w:rPr>
+                          </m:ctrlPr>
+                        </m:dPr>
+                        <m:e>
+                          <m:r>
+                            <w:rPr>
+                              <w:rFonts w:ascii="Cambria Math" w:hAnsi="Cambria Math"/>
+                            </w:rPr>
+                            <m:t>0.01</m:t>
+                          </m:r>
+                        </m:e>
+                      </m:d>
+                    </m:num>
+                    <m:den>
+                      <m:r>
+                        <w:rPr>
+                          <w:rFonts w:ascii="Cambria Math" w:hAnsi="Cambria Math"/>
+                        </w:rPr>
+                        <m:t>390</m:t>
+                      </m:r>
+                    </m:den>
+                  </m:f>
+                </m:e>
+                <m:sup>
+                  <m:r>
+                    <w:rPr>
+                      <w:rFonts w:ascii="Cambria Math" w:hAnsi="Cambria Math"/>
+                    </w:rPr>
+                    <m:t>2</m:t>
+                  </m:r>
+                </m:sup>
+              </m:sSup>
+              <m:r>
+                <w:rPr>
+                  <w:rFonts w:ascii="Cambria Math" w:hAnsi="Cambria Math"/>
+                </w:rPr>
+                <m:t>+9</m:t>
+              </m:r>
+              <m:sSup>
+                <m:sSupPr>
+                  <m:ctrlPr>
+                    <w:rPr>
+                      <w:rFonts w:ascii="Cambria Math" w:hAnsi="Cambria Math"/>
+                    </w:rPr>
+                  </m:ctrlPr>
+                </m:sSupPr>
+                <m:e>
+                  <m:f>
+                    <m:fPr>
+                      <m:ctrlPr>
+                        <w:rPr>
+                          <w:rFonts w:ascii="Cambria Math" w:hAnsi="Cambria Math"/>
+                        </w:rPr>
+                      </m:ctrlPr>
+                    </m:fPr>
+                    <m:num>
+                      <m:r>
+                        <w:rPr>
+                          <w:rFonts w:ascii="Cambria Math" w:hAnsi="Cambria Math"/>
+                        </w:rPr>
+                        <m:t>0.01</m:t>
+                      </m:r>
+                    </m:num>
+                    <m:den>
+                      <m:r>
+                        <w:rPr>
+                          <w:rFonts w:ascii="Cambria Math" w:hAnsi="Cambria Math"/>
+                        </w:rPr>
+                        <m:t>290</m:t>
+                      </m:r>
+                    </m:den>
+                  </m:f>
+                </m:e>
+                <m:sup>
+                  <m:r>
+                    <w:rPr>
+                      <w:rFonts w:ascii="Cambria Math" w:hAnsi="Cambria Math"/>
+                    </w:rPr>
+                    <m:t>2</m:t>
+                  </m:r>
+                </m:sup>
+              </m:sSup>
+            </m:e>
+          </m:rad>
+          <m:r>
+            <w:rPr>
+              <w:rFonts w:ascii="Cambria Math" w:hAnsi="Cambria Math"/>
+            </w:rPr>
+            <m:t>=0.01</m:t>
+          </m:r>
+          <m:r>
+            <m:rPr>
+              <m:lit/>
+              <m:nor/>
+            </m:rPr>
+            <w:rPr>
+              <w:rFonts w:ascii="Cambria Math" w:hAnsi="Cambria Math"/>
+            </w:rPr>
+            <m:t>%</m:t>
+          </m:r>
+        </m:oMath>
+      </m:oMathPara>
+    </w:p>
+    <w:p>
+      <w:pPr>
+        <w:ind w:firstLine="0"/>
+        <w:rPr>
+          <w:b/>
+          <w:bCs/>
+          <w:sz w:val="42"/>
+          <w:szCs w:val="42"/>
+        </w:rPr>
+      </w:pPr>
+      <w:r>
+        <w:t xml:space="preserve">Для метода с логарифмическим масштабом по МНК составляют около 2% </w:t>
+      </w:r>
+    </w:p>
+    <w:p>
+      <w:pPr>
+        <w:pStyle w:val="a7"/>
+        <w:numPr>
+          <w:ilvl w:val="0"/>
+          <w:numId w:val="1"/>
+        </w:numPr>
+        <w:rPr>
+          <w:b/>
+        </w:rPr>
+      </w:pPr>
+      <w:r>
+        <w:rPr>
+          <w:b/>
+        </w:rPr>
+        <w:t>Заключение</w:t>
+      </w:r>
+    </w:p>
+    <w:p>
+      <w:r>
+        <w:t xml:space="preserve">В работе был экспериментально определён показатель молярной теплоты испарения жидкости методом измерения давления насыщенного пара при различных температурах. Измерения проводились на установке с термостатом, запаянным прибором и ртутным манометром. Теплота испарения вычислялась на основе уравнения </w:t>
+      </w:r>
+      <w:proofErr w:type="spellStart"/>
+      <w:r>
+        <w:t>Клапейрона-Клаузиуса</w:t>
+      </w:r>
+      <w:proofErr w:type="spellEnd"/>
+      <w:r>
+        <w:t xml:space="preserve"> двумя методами: методом касательных к графику P(T) и методом наименьших квадратов на графике </w:t>
+      </w:r>
+      <w:proofErr w:type="spellStart"/>
+      <w:r>
+        <w:t>ln</w:t>
+      </w:r>
+      <w:proofErr w:type="spellEnd"/>
+      <w:r>
+        <w:t>(</w:t>
+      </w:r>
+      <w:r>
+        <w:t>P</w:t>
+      </w:r>
+      <w:r>
+        <w:t>)</w:t>
+      </w:r>
+      <w:r>
+        <w:t xml:space="preserve"> от 1/T. Для процесса нагревания получено значение </w:t>
+      </w:r>
+      <w:proofErr w:type="spellStart"/>
+      <w:r>
+        <w:t>L</w:t>
+      </w:r>
+      <w:r>
+        <w:rPr>
+          <w:vertAlign w:val="subscript"/>
+        </w:rPr>
+        <w:t>н</w:t>
+      </w:r>
+      <w:proofErr w:type="spellEnd"/>
+      <w:r>
+        <w:t xml:space="preserve"> = 48,5 ± 1,0 кДж/моль, для процесса охлаждения — </w:t>
+      </w:r>
+      <w:proofErr w:type="spellStart"/>
+      <w:r>
+        <w:t>L</w:t>
+      </w:r>
+      <w:r>
+        <w:rPr>
+          <w:vertAlign w:val="subscript"/>
+        </w:rPr>
+        <w:t>охл</w:t>
+      </w:r>
+      <w:proofErr w:type="spellEnd"/>
+      <w:r>
+        <w:t xml:space="preserve"> = 46,5 ± 0,9 кДж/моль. Выполнена оценка погрешностей с учётом инструментальных ошибок измерения давления (≈3%) и температуры (≈1%). Результаты сопоставлены с табличным значением для воды (L = 40,7 кДж/моль), обсуждены возможные источники систематических погрешностей, включая неточность численного дифференцирования и отклонение реального пара от идеального газа.</w:t>
+      </w:r>
     </w:p>
     <w:sectPr>
       <w:pgSz w:w="11906" w:h="16838"/>
@@ -1022,7 +3332,6 @@
   <w:style w:type="character" w:default="1" w:styleId="a0">
     <w:name w:val="Default Paragraph Font"/>
     <w:uiPriority w:val="1"/>
-    <w:semiHidden/>
     <w:unhideWhenUsed/>
   </w:style>
   <w:style w:type="table" w:default="1" w:styleId="a1">
@@ -1168,6 +3477,25 @@
       <w:ind w:left="720"/>
       <w:contextualSpacing/>
     </w:pPr>
+  </w:style>
+  <w:style w:type="paragraph" w:styleId="a8">
+    <w:name w:val="caption"/>
+    <w:basedOn w:val="a"/>
+    <w:next w:val="a"/>
+    <w:uiPriority w:val="35"/>
+    <w:unhideWhenUsed/>
+    <w:qFormat/>
+    <w:rsid w:val="003F3616"/>
+    <w:pPr>
+      <w:spacing w:after="200" w:line="240" w:lineRule="auto"/>
+    </w:pPr>
+    <w:rPr>
+      <w:i/>
+      <w:iCs/>
+      <w:color w:val="44546A" w:themeColor="text2"/>
+      <w:sz w:val="18"/>
+      <w:szCs w:val="18"/>
+    </w:rPr>
   </w:style>
 </w:styles>
 </file>
